--- a/data/discovery/OPPORTUNITY-04-expand-the-assist-pilot.docx
+++ b/data/discovery/OPPORTUNITY-04-expand-the-assist-pilot.docx
@@ -7,7 +7,7 @@
         <w:pStyle w:val="Heading1"/>
       </w:pPr>
       <w:r>
-        <w:t>Opportunity: expand the Assist pilot</w:t>
+        <w:t>Opportunity: expand the portal rollout</w:t>
       </w:r>
     </w:p>
     <w:p>
@@ -46,7 +46,7 @@
     </w:p>
     <w:p>
       <w:r>
-        <w:t>Assist has been running with 12 accounts for six weeks. Early results are strong and several account managers are asking for it. Expanding to 40 accounts would cover most of the Business and Enterprise base before the autumn renewal cycle.</w:t>
+        <w:t>the help portal has been running with 12 accounts for six weeks. Early results are strong and several account managers are asking for it. Expanding to 40 accounts would cover most of the Business and Enterprise base before the autumn renewal cycle.</w:t>
       </w:r>
     </w:p>
     <w:p>
@@ -59,12 +59,12 @@
     </w:p>
     <w:p>
       <w:r>
-        <w:t>Assist proposed an answer on 71 per cent of offered tickets. Of those proposals, 58 per cent were sent without material edit. Median first response on those tickets was 22 minutes against a baseline of 94.</w:t>
+        <w:t>the portal suggested an answer on 71 per cent of offered tickets. Of those suggestions, 58 per cent were sent without material edit. Median first response on those tickets was 22 minutes against a baseline of 94.</w:t>
       </w:r>
     </w:p>
     <w:p>
       <w:r>
-        <w:t>Deflection across the pilot accounts is 58 per cent.</w:t>
+        <w:t>Self-service across the pilot accounts is 58 per cent.</w:t>
       </w:r>
     </w:p>
     <w:p>
